--- a/manuscript-materials/scidata/reviewer_data_access_note.docx
+++ b/manuscript-materials/scidata/reviewer_data_access_note.docx
@@ -29,7 +29,7 @@
         <w:t>Dataset:</w:t>
       </w:r>
       <w:r>
-        <w:t xml:space="preserve"> The Neurotech EEG Dataset, Brain Data Science Platform, https://doi.org/10.60508/v99k-ek82 (https://bdsp.io/content/nf89816gtxbon11kbr9a/1.0/)</w:t>
+        <w:t xml:space="preserve"> The Neurotech EEG Dataset, Brain Data Science Platform (BDSP), https://doi.org/10.60508/v99k-ek82 (https://bdsp.io/content/nf89816gtxbon11kbr9a/1.0/)</w:t>
       </w:r>
     </w:p>
     <w:p>
@@ -43,21 +43,21 @@
         <w:t>controlled access</w:t>
       </w:r>
       <w:r>
-        <w:t xml:space="preserve"> because it contains patient-level health information (diagnoses, medications, EEG findings) with age and sex. Users register on bdsp.io, complete credentialing, and sign a data use agreement that prohibits re-identification and redistribution; access is then granted to the full 10.2 TB BIDS release.</w:t>
+        <w:t xml:space="preserve"> because it contains patient-level health information (diagnoses, medications, EEG findings) with age and sex. Regular users register on bdsp.io, complete credentialing, and sign the data use agreement (https://bdsp.io/content/nf89816gtxbon11kbr9a/view-dua/1.0/), which prohibits re-identification and redistribution.</w:t>
       </w:r>
     </w:p>
     <w:p>
       <w:r>
-        <w:t xml:space="preserve">Because that process records the user's identity and is not instantaneous, we provide a </w:t>
+        <w:t xml:space="preserve">So that reviewers can inspect the data </w:t>
       </w:r>
       <w:r>
         <w:rPr>
           <w:b/>
         </w:rPr>
-        <w:t>representative sample for anonymous, immediate download</w:t>
+        <w:t>immediately and without revealing their identity</w:t>
       </w:r>
       <w:r>
-        <w:t xml:space="preserve"> so that reviewers can inspect the data without revealing their identity:</w:t>
+        <w:t>, we have created a temporary reviewer account on BDSP that is already credentialed and has the data use agreement recorded:</w:t>
       </w:r>
     </w:p>
     <w:p>
@@ -68,10 +68,10 @@
         <w:rPr>
           <w:b/>
         </w:rPr>
-        <w:t>Download:</w:t>
+        <w:t>Login page:</w:t>
       </w:r>
       <w:r>
-        <w:t xml:space="preserve"> [INSERT ANONYMOUS DOWNLOAD URL OF THE SAMPLE ZIP]</w:t>
+        <w:t xml:space="preserve"> https://bdsp.io/login/</w:t>
       </w:r>
     </w:p>
     <w:p>
@@ -82,10 +82,10 @@
         <w:rPr>
           <w:b/>
         </w:rPr>
-        <w:t>Contents:</w:t>
+        <w:t>Username:</w:t>
       </w:r>
       <w:r>
-        <w:t xml:space="preserve"> the complete top-level files of the release (`dataset_description.json`, `README`, `participants.tsv`, `participants.json`, the full `phenotype/` directory with all six tables and their data dictionaries) and the complete BIDS directories of [INSERT N] subjects chosen to span routine, ambulatory, and multi-day studies, including every EDF recording, JSON sidecar, channels table, annotation file, and scans table for those subjects. The sample is a verbatim subset of the published release.</w:t>
+        <w:t xml:space="preserve"> [INSERT USERNAME]</w:t>
       </w:r>
     </w:p>
     <w:p>
@@ -96,15 +96,43 @@
         <w:rPr>
           <w:b/>
         </w:rPr>
-        <w:t>Size:</w:t>
+        <w:t>Password:</w:t>
       </w:r>
       <w:r>
-        <w:t xml:space="preserve"> approximately [INSERT SIZE] GB as a single zip archive.</w:t>
+        <w:t xml:space="preserve"> [INSERT PASSWORD]</w:t>
+      </w:r>
+    </w:p>
+    <w:p>
+      <w:pPr>
+        <w:pStyle w:val="ListBullet"/>
+      </w:pPr>
+      <w:r>
+        <w:rPr>
+          <w:b/>
+        </w:rPr>
+        <w:t>Dataset page (after login):</w:t>
+      </w:r>
+      <w:r>
+        <w:t xml:space="preserve"> https://bdsp.io/content/nf89816gtxbon11kbr9a/1.0/ — the Files section lists every file of the release (dataset-level files, the phenotype tables, and the per-subject BIDS directories with EDF recordings, sidecars, and annotation files) for direct download.</w:t>
+      </w:r>
+    </w:p>
+    <w:p>
+      <w:pPr>
+        <w:pStyle w:val="ListBullet"/>
+      </w:pPr>
+      <w:r>
+        <w:rPr>
+          <w:b/>
+        </w:rPr>
+        <w:t>Bulk access (optional):</w:t>
+      </w:r>
+      <w:r>
+        <w:t xml:space="preserve"> for the full 10.2 TB release, enter any AWS account ID under Account → Cloud settings while logged in as the reviewer account; access to s3://bdsp-opendata-repository/EEG/bids/Neurotech/ is granted automatically, after which aws s3 sync works.</w:t>
       </w:r>
     </w:p>
     <w:p>
       <w:r>
-        <w:t>The sample link is temporary and will be withdrawn after publication; the persistent record is the DOI above.</w:t>
+        <w:t>The account is shared by all reviewers and records no reviewer identity; it will be disabled after publication. The persistent record is the DOI above.</w:t>
       </w:r>
     </w:p>
     <w:sectPr>
